--- a/实验4-混淆电路实验报告.docx
+++ b/实验4-混淆电路实验报告.docx
@@ -144,7 +144,39 @@
         <w:jc w:val="left"/>
       </w:pPr>
       <w:r>
-        <w:t>4. 核心代码</w:t>
+        <w:t>4. 运行说明</w:t>
+      </w:r>
+    </w:p>
+    <w:p>
+      <w:r>
+        <w:t>推荐在 Jupyter Lab 中打开 `main.ipynb`，依次执行全部 cell；也可以在终端执行以下命令重跑并生成执行版 notebook：</w:t>
+      </w:r>
+    </w:p>
+    <w:p>
+      <w:pPr>
+        <w:spacing w:after="0" w:before="0" w:line="240" w:lineRule="auto"/>
+        <w:ind w:left="360"/>
+      </w:pPr>
+      <w:r>
+        <w:rPr>
+          <w:rFonts w:ascii="Courier New" w:hAnsi="Courier New"/>
+          <w:sz w:val="18"/>
+        </w:rPr>
+        <w:t>jupyter nbconvert --to notebook --execute main.ipynb --output main.executed.ipynb</w:t>
+      </w:r>
+    </w:p>
+    <w:p>
+      <w:r>
+        <w:t>代码结构上，`Alice` 负责生成导线标签和混淆电路，`Bob` 通过 OT 获取自己的输入标签并逐层解密电路。`Alice.ReceiveOutput` 最后把输出标签映射回明文结果。</w:t>
+      </w:r>
+    </w:p>
+    <w:p>
+      <w:pPr>
+        <w:pStyle w:val="Heading1"/>
+        <w:jc w:val="left"/>
+      </w:pPr>
+      <w:r>
+        <w:t>5. 核心代码</w:t>
       </w:r>
     </w:p>
     <w:p>
@@ -325,7 +357,7 @@
         <w:jc w:val="left"/>
       </w:pPr>
       <w:r>
-        <w:t>5. 结果汇总</w:t>
+        <w:t>6. 结果汇总</w:t>
       </w:r>
     </w:p>
     <w:tbl>
@@ -597,7 +629,7 @@
         <w:jc w:val="left"/>
       </w:pPr>
       <w:r>
-        <w:t>6. 实验截图</w:t>
+        <w:t>7. 实验截图</w:t>
       </w:r>
     </w:p>
     <w:p>
@@ -775,12 +807,1516 @@
         <w:jc w:val="left"/>
       </w:pPr>
       <w:r>
-        <w:t>7. 结论</w:t>
+        <w:t>8. 完整导线标签映射</w:t>
       </w:r>
     </w:p>
     <w:p>
       <w:r>
-        <w:t>本实验成功完成了基于混淆电路的函数计算。三组代表性输入下，协议输出与明文计算结果均一致；进一步的 20 组随机自动校验也全部通过。</w:t>
+        <w:t>下面给出一组代表性运行中 `label[0]` 的完整输入导线标签，以及输出导线 `label[14]` 的完整标签映射。</w:t>
+      </w:r>
+    </w:p>
+    <w:p>
+      <w:r>
+        <w:t>输入导线 label[0]（wire 0-3）：</w:t>
+      </w:r>
+    </w:p>
+    <w:p>
+      <w:r>
+        <w:drawing>
+          <wp:inline xmlns:a="http://schemas.openxmlformats.org/drawingml/2006/main" xmlns:pic="http://schemas.openxmlformats.org/drawingml/2006/picture">
+            <wp:extent cx="6035040" cy="960120"/>
+            <wp:docPr id="5" name="Picture 5"/>
+            <wp:cNvGraphicFramePr>
+              <a:graphicFrameLocks noChangeAspect="1"/>
+            </wp:cNvGraphicFramePr>
+            <a:graphic>
+              <a:graphicData uri="http://schemas.openxmlformats.org/drawingml/2006/picture">
+                <pic:pic>
+                  <pic:nvPicPr>
+                    <pic:cNvPr id="0" name="input_label_mapping_0_3.png"/>
+                    <pic:cNvPicPr/>
+                  </pic:nvPicPr>
+                  <pic:blipFill>
+                    <a:blip r:embed="rId13"/>
+                    <a:stretch>
+                      <a:fillRect/>
+                    </a:stretch>
+                  </pic:blipFill>
+                  <pic:spPr>
+                    <a:xfrm>
+                      <a:off x="0" y="0"/>
+                      <a:ext cx="6035040" cy="960120"/>
+                    </a:xfrm>
+                    <a:prstGeom prst="rect"/>
+                  </pic:spPr>
+                </pic:pic>
+              </a:graphicData>
+            </a:graphic>
+          </wp:inline>
+        </w:drawing>
+      </w:r>
+    </w:p>
+    <w:p>
+      <w:r>
+        <w:t>输入导线 label[0]（wire 4-7）：</w:t>
+      </w:r>
+    </w:p>
+    <w:p>
+      <w:r>
+        <w:drawing>
+          <wp:inline xmlns:a="http://schemas.openxmlformats.org/drawingml/2006/main" xmlns:pic="http://schemas.openxmlformats.org/drawingml/2006/picture">
+            <wp:extent cx="6035040" cy="960120"/>
+            <wp:docPr id="6" name="Picture 6"/>
+            <wp:cNvGraphicFramePr>
+              <a:graphicFrameLocks noChangeAspect="1"/>
+            </wp:cNvGraphicFramePr>
+            <a:graphic>
+              <a:graphicData uri="http://schemas.openxmlformats.org/drawingml/2006/picture">
+                <pic:pic>
+                  <pic:nvPicPr>
+                    <pic:cNvPr id="0" name="input_label_mapping_4_7.png"/>
+                    <pic:cNvPicPr/>
+                  </pic:nvPicPr>
+                  <pic:blipFill>
+                    <a:blip r:embed="rId14"/>
+                    <a:stretch>
+                      <a:fillRect/>
+                    </a:stretch>
+                  </pic:blipFill>
+                  <pic:spPr>
+                    <a:xfrm>
+                      <a:off x="0" y="0"/>
+                      <a:ext cx="6035040" cy="960120"/>
+                    </a:xfrm>
+                    <a:prstGeom prst="rect"/>
+                  </pic:spPr>
+                </pic:pic>
+              </a:graphicData>
+            </a:graphic>
+          </wp:inline>
+        </w:drawing>
+      </w:r>
+    </w:p>
+    <w:p>
+      <w:r>
+        <w:t>输出导线 label[14]：</w:t>
+      </w:r>
+    </w:p>
+    <w:p>
+      <w:r>
+        <w:drawing>
+          <wp:inline xmlns:a="http://schemas.openxmlformats.org/drawingml/2006/main" xmlns:pic="http://schemas.openxmlformats.org/drawingml/2006/picture">
+            <wp:extent cx="6035040" cy="491033"/>
+            <wp:docPr id="7" name="Picture 7"/>
+            <wp:cNvGraphicFramePr>
+              <a:graphicFrameLocks noChangeAspect="1"/>
+            </wp:cNvGraphicFramePr>
+            <a:graphic>
+              <a:graphicData uri="http://schemas.openxmlformats.org/drawingml/2006/picture">
+                <pic:pic>
+                  <pic:nvPicPr>
+                    <pic:cNvPr id="0" name="output_label_mapping.png"/>
+                    <pic:cNvPicPr/>
+                  </pic:nvPicPr>
+                  <pic:blipFill>
+                    <a:blip r:embed="rId15"/>
+                    <a:stretch>
+                      <a:fillRect/>
+                    </a:stretch>
+                  </pic:blipFill>
+                  <pic:spPr>
+                    <a:xfrm>
+                      <a:off x="0" y="0"/>
+                      <a:ext cx="6035040" cy="491033"/>
+                    </a:xfrm>
+                    <a:prstGeom prst="rect"/>
+                  </pic:spPr>
+                </pic:pic>
+              </a:graphicData>
+            </a:graphic>
+          </wp:inline>
+        </w:drawing>
+      </w:r>
+    </w:p>
+    <w:p>
+      <w:pPr>
+        <w:pStyle w:val="Heading1"/>
+        <w:jc w:val="left"/>
+      </w:pPr>
+      <w:r>
+        <w:t>9. 20 组随机验证</w:t>
+      </w:r>
+    </w:p>
+    <w:p>
+      <w:r>
+        <w:t>为了进一步确认结果稳定性，这里给出 20 组随机输入的自动验证汇总。</w:t>
+      </w:r>
+    </w:p>
+    <w:p>
+      <w:r>
+        <w:drawing>
+          <wp:inline xmlns:a="http://schemas.openxmlformats.org/drawingml/2006/main" xmlns:pic="http://schemas.openxmlformats.org/drawingml/2006/picture">
+            <wp:extent cx="6035040" cy="1588313"/>
+            <wp:docPr id="8" name="Picture 8"/>
+            <wp:cNvGraphicFramePr>
+              <a:graphicFrameLocks noChangeAspect="1"/>
+            </wp:cNvGraphicFramePr>
+            <a:graphic>
+              <a:graphicData uri="http://schemas.openxmlformats.org/drawingml/2006/picture">
+                <pic:pic>
+                  <pic:nvPicPr>
+                    <pic:cNvPr id="0" name="batch_validation_summary.png"/>
+                    <pic:cNvPicPr/>
+                  </pic:nvPicPr>
+                  <pic:blipFill>
+                    <a:blip r:embed="rId16"/>
+                    <a:stretch>
+                      <a:fillRect/>
+                    </a:stretch>
+                  </pic:blipFill>
+                  <pic:spPr>
+                    <a:xfrm>
+                      <a:off x="0" y="0"/>
+                      <a:ext cx="6035040" cy="1588313"/>
+                    </a:xfrm>
+                    <a:prstGeom prst="rect"/>
+                  </pic:spPr>
+                </pic:pic>
+              </a:graphicData>
+            </a:graphic>
+          </wp:inline>
+        </w:drawing>
+      </w:r>
+    </w:p>
+    <w:tbl>
+      <w:tblPr>
+        <w:tblStyle w:val="TableGrid"/>
+        <w:tblW w:type="auto" w:w="0"/>
+        <w:tblLook w:firstColumn="1" w:firstRow="1" w:lastColumn="0" w:lastRow="0" w:noHBand="0" w:noVBand="1" w:val="04A0"/>
+      </w:tblPr>
+      <w:tblGrid>
+        <w:gridCol w:w="1656"/>
+        <w:gridCol w:w="1656"/>
+        <w:gridCol w:w="1656"/>
+        <w:gridCol w:w="1656"/>
+        <w:gridCol w:w="1656"/>
+        <w:gridCol w:w="1656"/>
+      </w:tblGrid>
+      <w:tr>
+        <w:tc>
+          <w:tcPr>
+            <w:tcW w:type="dxa" w:w="1656"/>
+          </w:tcPr>
+          <w:p>
+            <w:r>
+              <w:t>Seed</w:t>
+            </w:r>
+          </w:p>
+        </w:tc>
+        <w:tc>
+          <w:tcPr>
+            <w:tcW w:type="dxa" w:w="1656"/>
+          </w:tcPr>
+          <w:p>
+            <w:r>
+              <w:t>a_vec</w:t>
+            </w:r>
+          </w:p>
+        </w:tc>
+        <w:tc>
+          <w:tcPr>
+            <w:tcW w:type="dxa" w:w="1656"/>
+          </w:tcPr>
+          <w:p>
+            <w:r>
+              <w:t>x_vec</w:t>
+            </w:r>
+          </w:p>
+        </w:tc>
+        <w:tc>
+          <w:tcPr>
+            <w:tcW w:type="dxa" w:w="1656"/>
+          </w:tcPr>
+          <w:p>
+            <w:r>
+              <w:t>Decoded</w:t>
+            </w:r>
+          </w:p>
+        </w:tc>
+        <w:tc>
+          <w:tcPr>
+            <w:tcW w:type="dxa" w:w="1656"/>
+          </w:tcPr>
+          <w:p>
+            <w:r>
+              <w:t>Plain / Protocol</w:t>
+            </w:r>
+          </w:p>
+        </w:tc>
+        <w:tc>
+          <w:tcPr>
+            <w:tcW w:type="dxa" w:w="1656"/>
+          </w:tcPr>
+          <w:p>
+            <w:r>
+              <w:t>Match</w:t>
+            </w:r>
+          </w:p>
+        </w:tc>
+      </w:tr>
+      <w:tr>
+        <w:tc>
+          <w:tcPr>
+            <w:tcW w:type="dxa" w:w="1656"/>
+          </w:tcPr>
+          <w:p>
+            <w:r>
+              <w:t>0</w:t>
+            </w:r>
+          </w:p>
+        </w:tc>
+        <w:tc>
+          <w:tcPr>
+            <w:tcW w:type="dxa" w:w="1656"/>
+          </w:tcPr>
+          <w:p>
+            <w:r>
+              <w:t>[0, 1, 1, 0]</w:t>
+            </w:r>
+          </w:p>
+        </w:tc>
+        <w:tc>
+          <w:tcPr>
+            <w:tcW w:type="dxa" w:w="1656"/>
+          </w:tcPr>
+          <w:p>
+            <w:r>
+              <w:t>[1, 1, 1, 1]</w:t>
+            </w:r>
+          </w:p>
+        </w:tc>
+        <w:tc>
+          <w:tcPr>
+            <w:tcW w:type="dxa" w:w="1656"/>
+          </w:tcPr>
+          <w:p>
+            <w:r>
+              <w:t>a=(1, 2), x=(3, 3)</w:t>
+            </w:r>
+          </w:p>
+        </w:tc>
+        <w:tc>
+          <w:tcPr>
+            <w:tcW w:type="dxa" w:w="1656"/>
+          </w:tcPr>
+          <w:p>
+            <w:r>
+              <w:t>1 / 1</w:t>
+            </w:r>
+          </w:p>
+        </w:tc>
+        <w:tc>
+          <w:tcPr>
+            <w:tcW w:type="dxa" w:w="1656"/>
+          </w:tcPr>
+          <w:p>
+            <w:r>
+              <w:t>Yes</w:t>
+            </w:r>
+          </w:p>
+        </w:tc>
+      </w:tr>
+      <w:tr>
+        <w:tc>
+          <w:tcPr>
+            <w:tcW w:type="dxa" w:w="1656"/>
+          </w:tcPr>
+          <w:p>
+            <w:r>
+              <w:t>1</w:t>
+            </w:r>
+          </w:p>
+        </w:tc>
+        <w:tc>
+          <w:tcPr>
+            <w:tcW w:type="dxa" w:w="1656"/>
+          </w:tcPr>
+          <w:p>
+            <w:r>
+              <w:t>[1, 1, 0, 0]</w:t>
+            </w:r>
+          </w:p>
+        </w:tc>
+        <w:tc>
+          <w:tcPr>
+            <w:tcW w:type="dxa" w:w="1656"/>
+          </w:tcPr>
+          <w:p>
+            <w:r>
+              <w:t>[1, 1, 1, 1]</w:t>
+            </w:r>
+          </w:p>
+        </w:tc>
+        <w:tc>
+          <w:tcPr>
+            <w:tcW w:type="dxa" w:w="1656"/>
+          </w:tcPr>
+          <w:p>
+            <w:r>
+              <w:t>a=(3, 0), x=(3, 3)</w:t>
+            </w:r>
+          </w:p>
+        </w:tc>
+        <w:tc>
+          <w:tcPr>
+            <w:tcW w:type="dxa" w:w="1656"/>
+          </w:tcPr>
+          <w:p>
+            <w:r>
+              <w:t>1 / 1</w:t>
+            </w:r>
+          </w:p>
+        </w:tc>
+        <w:tc>
+          <w:tcPr>
+            <w:tcW w:type="dxa" w:w="1656"/>
+          </w:tcPr>
+          <w:p>
+            <w:r>
+              <w:t>Yes</w:t>
+            </w:r>
+          </w:p>
+        </w:tc>
+      </w:tr>
+      <w:tr>
+        <w:tc>
+          <w:tcPr>
+            <w:tcW w:type="dxa" w:w="1656"/>
+          </w:tcPr>
+          <w:p>
+            <w:r>
+              <w:t>2</w:t>
+            </w:r>
+          </w:p>
+        </w:tc>
+        <w:tc>
+          <w:tcPr>
+            <w:tcW w:type="dxa" w:w="1656"/>
+          </w:tcPr>
+          <w:p>
+            <w:r>
+              <w:t>[0, 1, 1, 0]</w:t>
+            </w:r>
+          </w:p>
+        </w:tc>
+        <w:tc>
+          <w:tcPr>
+            <w:tcW w:type="dxa" w:w="1656"/>
+          </w:tcPr>
+          <w:p>
+            <w:r>
+              <w:t>[0, 1, 0, 1]</w:t>
+            </w:r>
+          </w:p>
+        </w:tc>
+        <w:tc>
+          <w:tcPr>
+            <w:tcW w:type="dxa" w:w="1656"/>
+          </w:tcPr>
+          <w:p>
+            <w:r>
+              <w:t>a=(1, 2), x=(1, 1)</w:t>
+            </w:r>
+          </w:p>
+        </w:tc>
+        <w:tc>
+          <w:tcPr>
+            <w:tcW w:type="dxa" w:w="1656"/>
+          </w:tcPr>
+          <w:p>
+            <w:r>
+              <w:t>0 / 0</w:t>
+            </w:r>
+          </w:p>
+        </w:tc>
+        <w:tc>
+          <w:tcPr>
+            <w:tcW w:type="dxa" w:w="1656"/>
+          </w:tcPr>
+          <w:p>
+            <w:r>
+              <w:t>Yes</w:t>
+            </w:r>
+          </w:p>
+        </w:tc>
+      </w:tr>
+      <w:tr>
+        <w:tc>
+          <w:tcPr>
+            <w:tcW w:type="dxa" w:w="1656"/>
+          </w:tcPr>
+          <w:p>
+            <w:r>
+              <w:t>3</w:t>
+            </w:r>
+          </w:p>
+        </w:tc>
+        <w:tc>
+          <w:tcPr>
+            <w:tcW w:type="dxa" w:w="1656"/>
+          </w:tcPr>
+          <w:p>
+            <w:r>
+              <w:t>[0, 0, 1, 1]</w:t>
+            </w:r>
+          </w:p>
+        </w:tc>
+        <w:tc>
+          <w:tcPr>
+            <w:tcW w:type="dxa" w:w="1656"/>
+          </w:tcPr>
+          <w:p>
+            <w:r>
+              <w:t>[0, 0, 0, 1]</w:t>
+            </w:r>
+          </w:p>
+        </w:tc>
+        <w:tc>
+          <w:tcPr>
+            <w:tcW w:type="dxa" w:w="1656"/>
+          </w:tcPr>
+          <w:p>
+            <w:r>
+              <w:t>a=(0, 3), x=(0, 1)</w:t>
+            </w:r>
+          </w:p>
+        </w:tc>
+        <w:tc>
+          <w:tcPr>
+            <w:tcW w:type="dxa" w:w="1656"/>
+          </w:tcPr>
+          <w:p>
+            <w:r>
+              <w:t>0 / 0</w:t>
+            </w:r>
+          </w:p>
+        </w:tc>
+        <w:tc>
+          <w:tcPr>
+            <w:tcW w:type="dxa" w:w="1656"/>
+          </w:tcPr>
+          <w:p>
+            <w:r>
+              <w:t>Yes</w:t>
+            </w:r>
+          </w:p>
+        </w:tc>
+      </w:tr>
+      <w:tr>
+        <w:tc>
+          <w:tcPr>
+            <w:tcW w:type="dxa" w:w="1656"/>
+          </w:tcPr>
+          <w:p>
+            <w:r>
+              <w:t>4</w:t>
+            </w:r>
+          </w:p>
+        </w:tc>
+        <w:tc>
+          <w:tcPr>
+            <w:tcW w:type="dxa" w:w="1656"/>
+          </w:tcPr>
+          <w:p>
+            <w:r>
+              <w:t>[0, 0, 1, 1]</w:t>
+            </w:r>
+          </w:p>
+        </w:tc>
+        <w:tc>
+          <w:tcPr>
+            <w:tcW w:type="dxa" w:w="1656"/>
+          </w:tcPr>
+          <w:p>
+            <w:r>
+              <w:t>[1, 0, 1, 0]</w:t>
+            </w:r>
+          </w:p>
+        </w:tc>
+        <w:tc>
+          <w:tcPr>
+            <w:tcW w:type="dxa" w:w="1656"/>
+          </w:tcPr>
+          <w:p>
+            <w:r>
+              <w:t>a=(0, 3), x=(2, 2)</w:t>
+            </w:r>
+          </w:p>
+        </w:tc>
+        <w:tc>
+          <w:tcPr>
+            <w:tcW w:type="dxa" w:w="1656"/>
+          </w:tcPr>
+          <w:p>
+            <w:r>
+              <w:t>1 / 1</w:t>
+            </w:r>
+          </w:p>
+        </w:tc>
+        <w:tc>
+          <w:tcPr>
+            <w:tcW w:type="dxa" w:w="1656"/>
+          </w:tcPr>
+          <w:p>
+            <w:r>
+              <w:t>Yes</w:t>
+            </w:r>
+          </w:p>
+        </w:tc>
+      </w:tr>
+      <w:tr>
+        <w:tc>
+          <w:tcPr>
+            <w:tcW w:type="dxa" w:w="1656"/>
+          </w:tcPr>
+          <w:p>
+            <w:r>
+              <w:t>5</w:t>
+            </w:r>
+          </w:p>
+        </w:tc>
+        <w:tc>
+          <w:tcPr>
+            <w:tcW w:type="dxa" w:w="1656"/>
+          </w:tcPr>
+          <w:p>
+            <w:r>
+              <w:t>[1, 0, 1, 1]</w:t>
+            </w:r>
+          </w:p>
+        </w:tc>
+        <w:tc>
+          <w:tcPr>
+            <w:tcW w:type="dxa" w:w="1656"/>
+          </w:tcPr>
+          <w:p>
+            <w:r>
+              <w:t>[0, 0, 0, 1]</w:t>
+            </w:r>
+          </w:p>
+        </w:tc>
+        <w:tc>
+          <w:tcPr>
+            <w:tcW w:type="dxa" w:w="1656"/>
+          </w:tcPr>
+          <w:p>
+            <w:r>
+              <w:t>a=(2, 3), x=(0, 1)</w:t>
+            </w:r>
+          </w:p>
+        </w:tc>
+        <w:tc>
+          <w:tcPr>
+            <w:tcW w:type="dxa" w:w="1656"/>
+          </w:tcPr>
+          <w:p>
+            <w:r>
+              <w:t>0 / 0</w:t>
+            </w:r>
+          </w:p>
+        </w:tc>
+        <w:tc>
+          <w:tcPr>
+            <w:tcW w:type="dxa" w:w="1656"/>
+          </w:tcPr>
+          <w:p>
+            <w:r>
+              <w:t>Yes</w:t>
+            </w:r>
+          </w:p>
+        </w:tc>
+      </w:tr>
+      <w:tr>
+        <w:tc>
+          <w:tcPr>
+            <w:tcW w:type="dxa" w:w="1656"/>
+          </w:tcPr>
+          <w:p>
+            <w:r>
+              <w:t>6</w:t>
+            </w:r>
+          </w:p>
+        </w:tc>
+        <w:tc>
+          <w:tcPr>
+            <w:tcW w:type="dxa" w:w="1656"/>
+          </w:tcPr>
+          <w:p>
+            <w:r>
+              <w:t>[0, 1, 1, 0]</w:t>
+            </w:r>
+          </w:p>
+        </w:tc>
+        <w:tc>
+          <w:tcPr>
+            <w:tcW w:type="dxa" w:w="1656"/>
+          </w:tcPr>
+          <w:p>
+            <w:r>
+              <w:t>[0, 1, 1, 0]</w:t>
+            </w:r>
+          </w:p>
+        </w:tc>
+        <w:tc>
+          <w:tcPr>
+            <w:tcW w:type="dxa" w:w="1656"/>
+          </w:tcPr>
+          <w:p>
+            <w:r>
+              <w:t>a=(1, 2), x=(1, 2)</w:t>
+            </w:r>
+          </w:p>
+        </w:tc>
+        <w:tc>
+          <w:tcPr>
+            <w:tcW w:type="dxa" w:w="1656"/>
+          </w:tcPr>
+          <w:p>
+            <w:r>
+              <w:t>1 / 1</w:t>
+            </w:r>
+          </w:p>
+        </w:tc>
+        <w:tc>
+          <w:tcPr>
+            <w:tcW w:type="dxa" w:w="1656"/>
+          </w:tcPr>
+          <w:p>
+            <w:r>
+              <w:t>Yes</w:t>
+            </w:r>
+          </w:p>
+        </w:tc>
+      </w:tr>
+      <w:tr>
+        <w:tc>
+          <w:tcPr>
+            <w:tcW w:type="dxa" w:w="1656"/>
+          </w:tcPr>
+          <w:p>
+            <w:r>
+              <w:t>7</w:t>
+            </w:r>
+          </w:p>
+        </w:tc>
+        <w:tc>
+          <w:tcPr>
+            <w:tcW w:type="dxa" w:w="1656"/>
+          </w:tcPr>
+          <w:p>
+            <w:r>
+              <w:t>[1, 0, 1, 0]</w:t>
+            </w:r>
+          </w:p>
+        </w:tc>
+        <w:tc>
+          <w:tcPr>
+            <w:tcW w:type="dxa" w:w="1656"/>
+          </w:tcPr>
+          <w:p>
+            <w:r>
+              <w:t>[1, 1, 1, 1]</w:t>
+            </w:r>
+          </w:p>
+        </w:tc>
+        <w:tc>
+          <w:tcPr>
+            <w:tcW w:type="dxa" w:w="1656"/>
+          </w:tcPr>
+          <w:p>
+            <w:r>
+              <w:t>a=(2, 2), x=(3, 3)</w:t>
+            </w:r>
+          </w:p>
+        </w:tc>
+        <w:tc>
+          <w:tcPr>
+            <w:tcW w:type="dxa" w:w="1656"/>
+          </w:tcPr>
+          <w:p>
+            <w:r>
+              <w:t>1 / 1</w:t>
+            </w:r>
+          </w:p>
+        </w:tc>
+        <w:tc>
+          <w:tcPr>
+            <w:tcW w:type="dxa" w:w="1656"/>
+          </w:tcPr>
+          <w:p>
+            <w:r>
+              <w:t>Yes</w:t>
+            </w:r>
+          </w:p>
+        </w:tc>
+      </w:tr>
+      <w:tr>
+        <w:tc>
+          <w:tcPr>
+            <w:tcW w:type="dxa" w:w="1656"/>
+          </w:tcPr>
+          <w:p>
+            <w:r>
+              <w:t>8</w:t>
+            </w:r>
+          </w:p>
+        </w:tc>
+        <w:tc>
+          <w:tcPr>
+            <w:tcW w:type="dxa" w:w="1656"/>
+          </w:tcPr>
+          <w:p>
+            <w:r>
+              <w:t>[1, 0, 1, 1]</w:t>
+            </w:r>
+          </w:p>
+        </w:tc>
+        <w:tc>
+          <w:tcPr>
+            <w:tcW w:type="dxa" w:w="1656"/>
+          </w:tcPr>
+          <w:p>
+            <w:r>
+              <w:t>[1, 0, 0, 1]</w:t>
+            </w:r>
+          </w:p>
+        </w:tc>
+        <w:tc>
+          <w:tcPr>
+            <w:tcW w:type="dxa" w:w="1656"/>
+          </w:tcPr>
+          <w:p>
+            <w:r>
+              <w:t>a=(2, 3), x=(2, 1)</w:t>
+            </w:r>
+          </w:p>
+        </w:tc>
+        <w:tc>
+          <w:tcPr>
+            <w:tcW w:type="dxa" w:w="1656"/>
+          </w:tcPr>
+          <w:p>
+            <w:r>
+              <w:t>1 / 1</w:t>
+            </w:r>
+          </w:p>
+        </w:tc>
+        <w:tc>
+          <w:tcPr>
+            <w:tcW w:type="dxa" w:w="1656"/>
+          </w:tcPr>
+          <w:p>
+            <w:r>
+              <w:t>Yes</w:t>
+            </w:r>
+          </w:p>
+        </w:tc>
+      </w:tr>
+      <w:tr>
+        <w:tc>
+          <w:tcPr>
+            <w:tcW w:type="dxa" w:w="1656"/>
+          </w:tcPr>
+          <w:p>
+            <w:r>
+              <w:t>9</w:t>
+            </w:r>
+          </w:p>
+        </w:tc>
+        <w:tc>
+          <w:tcPr>
+            <w:tcW w:type="dxa" w:w="1656"/>
+          </w:tcPr>
+          <w:p>
+            <w:r>
+              <w:t>[0, 0, 0, 1]</w:t>
+            </w:r>
+          </w:p>
+        </w:tc>
+        <w:tc>
+          <w:tcPr>
+            <w:tcW w:type="dxa" w:w="1656"/>
+          </w:tcPr>
+          <w:p>
+            <w:r>
+              <w:t>[0, 0, 1, 0]</w:t>
+            </w:r>
+          </w:p>
+        </w:tc>
+        <w:tc>
+          <w:tcPr>
+            <w:tcW w:type="dxa" w:w="1656"/>
+          </w:tcPr>
+          <w:p>
+            <w:r>
+              <w:t>a=(0, 1), x=(0, 2)</w:t>
+            </w:r>
+          </w:p>
+        </w:tc>
+        <w:tc>
+          <w:tcPr>
+            <w:tcW w:type="dxa" w:w="1656"/>
+          </w:tcPr>
+          <w:p>
+            <w:r>
+              <w:t>0 / 0</w:t>
+            </w:r>
+          </w:p>
+        </w:tc>
+        <w:tc>
+          <w:tcPr>
+            <w:tcW w:type="dxa" w:w="1656"/>
+          </w:tcPr>
+          <w:p>
+            <w:r>
+              <w:t>Yes</w:t>
+            </w:r>
+          </w:p>
+        </w:tc>
+      </w:tr>
+      <w:tr>
+        <w:tc>
+          <w:tcPr>
+            <w:tcW w:type="dxa" w:w="1656"/>
+          </w:tcPr>
+          <w:p>
+            <w:r>
+              <w:t>10</w:t>
+            </w:r>
+          </w:p>
+        </w:tc>
+        <w:tc>
+          <w:tcPr>
+            <w:tcW w:type="dxa" w:w="1656"/>
+          </w:tcPr>
+          <w:p>
+            <w:r>
+              <w:t>[1, 1, 0, 1]</w:t>
+            </w:r>
+          </w:p>
+        </w:tc>
+        <w:tc>
+          <w:tcPr>
+            <w:tcW w:type="dxa" w:w="1656"/>
+          </w:tcPr>
+          <w:p>
+            <w:r>
+              <w:t>[0, 1, 1, 0]</w:t>
+            </w:r>
+          </w:p>
+        </w:tc>
+        <w:tc>
+          <w:tcPr>
+            <w:tcW w:type="dxa" w:w="1656"/>
+          </w:tcPr>
+          <w:p>
+            <w:r>
+              <w:t>a=(3, 1), x=(1, 2)</w:t>
+            </w:r>
+          </w:p>
+        </w:tc>
+        <w:tc>
+          <w:tcPr>
+            <w:tcW w:type="dxa" w:w="1656"/>
+          </w:tcPr>
+          <w:p>
+            <w:r>
+              <w:t>1 / 1</w:t>
+            </w:r>
+          </w:p>
+        </w:tc>
+        <w:tc>
+          <w:tcPr>
+            <w:tcW w:type="dxa" w:w="1656"/>
+          </w:tcPr>
+          <w:p>
+            <w:r>
+              <w:t>Yes</w:t>
+            </w:r>
+          </w:p>
+        </w:tc>
+      </w:tr>
+      <w:tr>
+        <w:tc>
+          <w:tcPr>
+            <w:tcW w:type="dxa" w:w="1656"/>
+          </w:tcPr>
+          <w:p>
+            <w:r>
+              <w:t>11</w:t>
+            </w:r>
+          </w:p>
+        </w:tc>
+        <w:tc>
+          <w:tcPr>
+            <w:tcW w:type="dxa" w:w="1656"/>
+          </w:tcPr>
+          <w:p>
+            <w:r>
+              <w:t>[1, 1, 0, 1]</w:t>
+            </w:r>
+          </w:p>
+        </w:tc>
+        <w:tc>
+          <w:tcPr>
+            <w:tcW w:type="dxa" w:w="1656"/>
+          </w:tcPr>
+          <w:p>
+            <w:r>
+              <w:t>[1, 1, 1, 0]</w:t>
+            </w:r>
+          </w:p>
+        </w:tc>
+        <w:tc>
+          <w:tcPr>
+            <w:tcW w:type="dxa" w:w="1656"/>
+          </w:tcPr>
+          <w:p>
+            <w:r>
+              <w:t>a=(3, 1), x=(3, 2)</w:t>
+            </w:r>
+          </w:p>
+        </w:tc>
+        <w:tc>
+          <w:tcPr>
+            <w:tcW w:type="dxa" w:w="1656"/>
+          </w:tcPr>
+          <w:p>
+            <w:r>
+              <w:t>1 / 1</w:t>
+            </w:r>
+          </w:p>
+        </w:tc>
+        <w:tc>
+          <w:tcPr>
+            <w:tcW w:type="dxa" w:w="1656"/>
+          </w:tcPr>
+          <w:p>
+            <w:r>
+              <w:t>Yes</w:t>
+            </w:r>
+          </w:p>
+        </w:tc>
+      </w:tr>
+      <w:tr>
+        <w:tc>
+          <w:tcPr>
+            <w:tcW w:type="dxa" w:w="1656"/>
+          </w:tcPr>
+          <w:p>
+            <w:r>
+              <w:t>12</w:t>
+            </w:r>
+          </w:p>
+        </w:tc>
+        <w:tc>
+          <w:tcPr>
+            <w:tcW w:type="dxa" w:w="1656"/>
+          </w:tcPr>
+          <w:p>
+            <w:r>
+              <w:t>[1, 1, 0, 1]</w:t>
+            </w:r>
+          </w:p>
+        </w:tc>
+        <w:tc>
+          <w:tcPr>
+            <w:tcW w:type="dxa" w:w="1656"/>
+          </w:tcPr>
+          <w:p>
+            <w:r>
+              <w:t>[1, 0, 1, 1]</w:t>
+            </w:r>
+          </w:p>
+        </w:tc>
+        <w:tc>
+          <w:tcPr>
+            <w:tcW w:type="dxa" w:w="1656"/>
+          </w:tcPr>
+          <w:p>
+            <w:r>
+              <w:t>a=(3, 1), x=(2, 3)</w:t>
+            </w:r>
+          </w:p>
+        </w:tc>
+        <w:tc>
+          <w:tcPr>
+            <w:tcW w:type="dxa" w:w="1656"/>
+          </w:tcPr>
+          <w:p>
+            <w:r>
+              <w:t>1 / 1</w:t>
+            </w:r>
+          </w:p>
+        </w:tc>
+        <w:tc>
+          <w:tcPr>
+            <w:tcW w:type="dxa" w:w="1656"/>
+          </w:tcPr>
+          <w:p>
+            <w:r>
+              <w:t>Yes</w:t>
+            </w:r>
+          </w:p>
+        </w:tc>
+      </w:tr>
+      <w:tr>
+        <w:tc>
+          <w:tcPr>
+            <w:tcW w:type="dxa" w:w="1656"/>
+          </w:tcPr>
+          <w:p>
+            <w:r>
+              <w:t>13</w:t>
+            </w:r>
+          </w:p>
+        </w:tc>
+        <w:tc>
+          <w:tcPr>
+            <w:tcW w:type="dxa" w:w="1656"/>
+          </w:tcPr>
+          <w:p>
+            <w:r>
+              <w:t>[0, 0, 0, 0]</w:t>
+            </w:r>
+          </w:p>
+        </w:tc>
+        <w:tc>
+          <w:tcPr>
+            <w:tcW w:type="dxa" w:w="1656"/>
+          </w:tcPr>
+          <w:p>
+            <w:r>
+              <w:t>[0, 0, 0, 1]</w:t>
+            </w:r>
+          </w:p>
+        </w:tc>
+        <w:tc>
+          <w:tcPr>
+            <w:tcW w:type="dxa" w:w="1656"/>
+          </w:tcPr>
+          <w:p>
+            <w:r>
+              <w:t>a=(0, 0), x=(0, 1)</w:t>
+            </w:r>
+          </w:p>
+        </w:tc>
+        <w:tc>
+          <w:tcPr>
+            <w:tcW w:type="dxa" w:w="1656"/>
+          </w:tcPr>
+          <w:p>
+            <w:r>
+              <w:t>0 / 0</w:t>
+            </w:r>
+          </w:p>
+        </w:tc>
+        <w:tc>
+          <w:tcPr>
+            <w:tcW w:type="dxa" w:w="1656"/>
+          </w:tcPr>
+          <w:p>
+            <w:r>
+              <w:t>Yes</w:t>
+            </w:r>
+          </w:p>
+        </w:tc>
+      </w:tr>
+      <w:tr>
+        <w:tc>
+          <w:tcPr>
+            <w:tcW w:type="dxa" w:w="1656"/>
+          </w:tcPr>
+          <w:p>
+            <w:r>
+              <w:t>14</w:t>
+            </w:r>
+          </w:p>
+        </w:tc>
+        <w:tc>
+          <w:tcPr>
+            <w:tcW w:type="dxa" w:w="1656"/>
+          </w:tcPr>
+          <w:p>
+            <w:r>
+              <w:t>[1, 0, 0, 0]</w:t>
+            </w:r>
+          </w:p>
+        </w:tc>
+        <w:tc>
+          <w:tcPr>
+            <w:tcW w:type="dxa" w:w="1656"/>
+          </w:tcPr>
+          <w:p>
+            <w:r>
+              <w:t>[1, 1, 0, 0]</w:t>
+            </w:r>
+          </w:p>
+        </w:tc>
+        <w:tc>
+          <w:tcPr>
+            <w:tcW w:type="dxa" w:w="1656"/>
+          </w:tcPr>
+          <w:p>
+            <w:r>
+              <w:t>a=(2, 0), x=(3, 0)</w:t>
+            </w:r>
+          </w:p>
+        </w:tc>
+        <w:tc>
+          <w:tcPr>
+            <w:tcW w:type="dxa" w:w="1656"/>
+          </w:tcPr>
+          <w:p>
+            <w:r>
+              <w:t>1 / 1</w:t>
+            </w:r>
+          </w:p>
+        </w:tc>
+        <w:tc>
+          <w:tcPr>
+            <w:tcW w:type="dxa" w:w="1656"/>
+          </w:tcPr>
+          <w:p>
+            <w:r>
+              <w:t>Yes</w:t>
+            </w:r>
+          </w:p>
+        </w:tc>
+      </w:tr>
+      <w:tr>
+        <w:tc>
+          <w:tcPr>
+            <w:tcW w:type="dxa" w:w="1656"/>
+          </w:tcPr>
+          <w:p>
+            <w:r>
+              <w:t>15</w:t>
+            </w:r>
+          </w:p>
+        </w:tc>
+        <w:tc>
+          <w:tcPr>
+            <w:tcW w:type="dxa" w:w="1656"/>
+          </w:tcPr>
+          <w:p>
+            <w:r>
+              <w:t>[0, 1, 0, 1]</w:t>
+            </w:r>
+          </w:p>
+        </w:tc>
+        <w:tc>
+          <w:tcPr>
+            <w:tcW w:type="dxa" w:w="1656"/>
+          </w:tcPr>
+          <w:p>
+            <w:r>
+              <w:t>[1, 0, 0, 1]</w:t>
+            </w:r>
+          </w:p>
+        </w:tc>
+        <w:tc>
+          <w:tcPr>
+            <w:tcW w:type="dxa" w:w="1656"/>
+          </w:tcPr>
+          <w:p>
+            <w:r>
+              <w:t>a=(1, 1), x=(2, 1)</w:t>
+            </w:r>
+          </w:p>
+        </w:tc>
+        <w:tc>
+          <w:tcPr>
+            <w:tcW w:type="dxa" w:w="1656"/>
+          </w:tcPr>
+          <w:p>
+            <w:r>
+              <w:t>0 / 0</w:t>
+            </w:r>
+          </w:p>
+        </w:tc>
+        <w:tc>
+          <w:tcPr>
+            <w:tcW w:type="dxa" w:w="1656"/>
+          </w:tcPr>
+          <w:p>
+            <w:r>
+              <w:t>Yes</w:t>
+            </w:r>
+          </w:p>
+        </w:tc>
+      </w:tr>
+      <w:tr>
+        <w:tc>
+          <w:tcPr>
+            <w:tcW w:type="dxa" w:w="1656"/>
+          </w:tcPr>
+          <w:p>
+            <w:r>
+              <w:t>16</w:t>
+            </w:r>
+          </w:p>
+        </w:tc>
+        <w:tc>
+          <w:tcPr>
+            <w:tcW w:type="dxa" w:w="1656"/>
+          </w:tcPr>
+          <w:p>
+            <w:r>
+              <w:t>[1, 0, 1, 1]</w:t>
+            </w:r>
+          </w:p>
+        </w:tc>
+        <w:tc>
+          <w:tcPr>
+            <w:tcW w:type="dxa" w:w="1656"/>
+          </w:tcPr>
+          <w:p>
+            <w:r>
+              <w:t>[1, 1, 0, 1]</w:t>
+            </w:r>
+          </w:p>
+        </w:tc>
+        <w:tc>
+          <w:tcPr>
+            <w:tcW w:type="dxa" w:w="1656"/>
+          </w:tcPr>
+          <w:p>
+            <w:r>
+              <w:t>a=(2, 3), x=(3, 1)</w:t>
+            </w:r>
+          </w:p>
+        </w:tc>
+        <w:tc>
+          <w:tcPr>
+            <w:tcW w:type="dxa" w:w="1656"/>
+          </w:tcPr>
+          <w:p>
+            <w:r>
+              <w:t>1 / 1</w:t>
+            </w:r>
+          </w:p>
+        </w:tc>
+        <w:tc>
+          <w:tcPr>
+            <w:tcW w:type="dxa" w:w="1656"/>
+          </w:tcPr>
+          <w:p>
+            <w:r>
+              <w:t>Yes</w:t>
+            </w:r>
+          </w:p>
+        </w:tc>
+      </w:tr>
+      <w:tr>
+        <w:tc>
+          <w:tcPr>
+            <w:tcW w:type="dxa" w:w="1656"/>
+          </w:tcPr>
+          <w:p>
+            <w:r>
+              <w:t>17</w:t>
+            </w:r>
+          </w:p>
+        </w:tc>
+        <w:tc>
+          <w:tcPr>
+            <w:tcW w:type="dxa" w:w="1656"/>
+          </w:tcPr>
+          <w:p>
+            <w:r>
+              <w:t>[1, 1, 1, 0]</w:t>
+            </w:r>
+          </w:p>
+        </w:tc>
+        <w:tc>
+          <w:tcPr>
+            <w:tcW w:type="dxa" w:w="1656"/>
+          </w:tcPr>
+          <w:p>
+            <w:r>
+              <w:t>[0, 1, 0, 1]</w:t>
+            </w:r>
+          </w:p>
+        </w:tc>
+        <w:tc>
+          <w:tcPr>
+            <w:tcW w:type="dxa" w:w="1656"/>
+          </w:tcPr>
+          <w:p>
+            <w:r>
+              <w:t>a=(3, 2), x=(1, 1)</w:t>
+            </w:r>
+          </w:p>
+        </w:tc>
+        <w:tc>
+          <w:tcPr>
+            <w:tcW w:type="dxa" w:w="1656"/>
+          </w:tcPr>
+          <w:p>
+            <w:r>
+              <w:t>1 / 1</w:t>
+            </w:r>
+          </w:p>
+        </w:tc>
+        <w:tc>
+          <w:tcPr>
+            <w:tcW w:type="dxa" w:w="1656"/>
+          </w:tcPr>
+          <w:p>
+            <w:r>
+              <w:t>Yes</w:t>
+            </w:r>
+          </w:p>
+        </w:tc>
+      </w:tr>
+      <w:tr>
+        <w:tc>
+          <w:tcPr>
+            <w:tcW w:type="dxa" w:w="1656"/>
+          </w:tcPr>
+          <w:p>
+            <w:r>
+              <w:t>18</w:t>
+            </w:r>
+          </w:p>
+        </w:tc>
+        <w:tc>
+          <w:tcPr>
+            <w:tcW w:type="dxa" w:w="1656"/>
+          </w:tcPr>
+          <w:p>
+            <w:r>
+              <w:t>[0, 1, 0, 1]</w:t>
+            </w:r>
+          </w:p>
+        </w:tc>
+        <w:tc>
+          <w:tcPr>
+            <w:tcW w:type="dxa" w:w="1656"/>
+          </w:tcPr>
+          <w:p>
+            <w:r>
+              <w:t>[0, 1, 0, 0]</w:t>
+            </w:r>
+          </w:p>
+        </w:tc>
+        <w:tc>
+          <w:tcPr>
+            <w:tcW w:type="dxa" w:w="1656"/>
+          </w:tcPr>
+          <w:p>
+            <w:r>
+              <w:t>a=(1, 1), x=(1, 0)</w:t>
+            </w:r>
+          </w:p>
+        </w:tc>
+        <w:tc>
+          <w:tcPr>
+            <w:tcW w:type="dxa" w:w="1656"/>
+          </w:tcPr>
+          <w:p>
+            <w:r>
+              <w:t>0 / 0</w:t>
+            </w:r>
+          </w:p>
+        </w:tc>
+        <w:tc>
+          <w:tcPr>
+            <w:tcW w:type="dxa" w:w="1656"/>
+          </w:tcPr>
+          <w:p>
+            <w:r>
+              <w:t>Yes</w:t>
+            </w:r>
+          </w:p>
+        </w:tc>
+      </w:tr>
+      <w:tr>
+        <w:tc>
+          <w:tcPr>
+            <w:tcW w:type="dxa" w:w="1656"/>
+          </w:tcPr>
+          <w:p>
+            <w:r>
+              <w:t>19</w:t>
+            </w:r>
+          </w:p>
+        </w:tc>
+        <w:tc>
+          <w:tcPr>
+            <w:tcW w:type="dxa" w:w="1656"/>
+          </w:tcPr>
+          <w:p>
+            <w:r>
+              <w:t>[1, 0, 1, 0]</w:t>
+            </w:r>
+          </w:p>
+        </w:tc>
+        <w:tc>
+          <w:tcPr>
+            <w:tcW w:type="dxa" w:w="1656"/>
+          </w:tcPr>
+          <w:p>
+            <w:r>
+              <w:t>[0, 1, 0, 0]</w:t>
+            </w:r>
+          </w:p>
+        </w:tc>
+        <w:tc>
+          <w:tcPr>
+            <w:tcW w:type="dxa" w:w="1656"/>
+          </w:tcPr>
+          <w:p>
+            <w:r>
+              <w:t>a=(2, 2), x=(1, 0)</w:t>
+            </w:r>
+          </w:p>
+        </w:tc>
+        <w:tc>
+          <w:tcPr>
+            <w:tcW w:type="dxa" w:w="1656"/>
+          </w:tcPr>
+          <w:p>
+            <w:r>
+              <w:t>0 / 0</w:t>
+            </w:r>
+          </w:p>
+        </w:tc>
+        <w:tc>
+          <w:tcPr>
+            <w:tcW w:type="dxa" w:w="1656"/>
+          </w:tcPr>
+          <w:p>
+            <w:r>
+              <w:t>Yes</w:t>
+            </w:r>
+          </w:p>
+        </w:tc>
+      </w:tr>
+    </w:tbl>
+    <w:p>
+      <w:pPr>
+        <w:pStyle w:val="Heading1"/>
+        <w:jc w:val="left"/>
+      </w:pPr>
+      <w:r>
+        <w:t>10. 结论</w:t>
+      </w:r>
+    </w:p>
+    <w:p>
+      <w:r>
+        <w:t>本实验完成了基于混淆电路的函数计算，并补充展示了完整的输入/输出标签映射、三组代表性运行和 20 组随机验证结果。20 组随机验证全部通过：是。</w:t>
       </w:r>
     </w:p>
     <w:p>
